--- a/documents/Resume.docx
+++ b/documents/Resume.docx
@@ -274,7 +274,7 @@
         <w:gridCol w:w="7510"/>
         <w:gridCol w:w="1885"/>
       </w:tblGrid>
-      <w:tr>
+      <w:tr xmlns:wp14="http://schemas.microsoft.com/office/word/2010/wordml" wp14:textId="77777777">
         <w:trPr>
           <w:trHeight w:val="265"/>
         </w:trPr>
@@ -1178,11 +1178,7 @@
       </w:r>
     </w:p>
     <w:p>
-      <w:pPr>
-        <w:rPr>
-          <w:rStyle w:val="NotBold"/>
-        </w:rPr>
-      </w:pPr>
+      <w:pPr/>
       <w:sdt>
         <w:sdtPr>
           <w:id w:val="1074555470"/>
@@ -1205,9 +1201,9 @@
         </w:sdtContent>
         <w:sdtEndPr>
           <w:rPr>
-            <w:b w:val="1"/>
-            <w:bCs w:val="1"/>
-            <w:color w:val="000000" w:themeColor="text1" w:themeTint="FF" w:themeShade="FF"/>
+            <w:b w:val="0"/>
+            <w:bCs w:val="0"/>
+            <w:color w:val="auto"/>
           </w:rPr>
         </w:sdtEndPr>
       </w:sdt>
@@ -1258,6 +1254,120 @@
           </w:rPr>
         </w:sdtEndPr>
       </w:sdt>
+    </w:p>
+    <w:tbl>
+      <w:tblPr>
+        <w:tblStyle w:val="TableGrid"/>
+        <w:tblW w:w="0" w:type="auto"/>
+        <w:tblBorders>
+          <w:bottom w:val="single" w:color="000000" w:themeColor="text1" w:sz="12"/>
+        </w:tblBorders>
+        <w:tblLook w:val="06A0" w:firstRow="1" w:lastRow="0" w:firstColumn="1" w:lastColumn="0" w:noHBand="1" w:noVBand="1"/>
+      </w:tblPr>
+      <w:tblGrid>
+        <w:gridCol w:w="9360"/>
+      </w:tblGrid>
+      <w:tr>
+        <w:trPr>
+          <w:trHeight w:val="300"/>
+        </w:trPr>
+        <w:tc>
+          <w:tcPr>
+            <w:tcW w:w="9360" w:type="dxa"/>
+            <w:tcBorders>
+              <w:top w:val="none" w:color="000000" w:themeColor="text1" w:sz="4"/>
+              <w:left w:val="none" w:color="000000" w:themeColor="text1" w:sz="4"/>
+              <w:right w:val="none" w:color="000000" w:themeColor="text1" w:sz="4"/>
+            </w:tcBorders>
+            <w:tcMar/>
+          </w:tcPr>
+          <w:p>
+            <w:pPr>
+              <w:pStyle w:val="Heading2"/>
+            </w:pPr>
+            <w:sdt>
+              <w:sdtPr>
+                <w:id w:val="765988787"/>
+                <w15:appearance w15:val="hidden"/>
+                <w:placeholder>
+                  <w:docPart w:val="32658EF93954485C917E0758334B0704"/>
+                </w:placeholder>
+              </w:sdtPr>
+              <w:sdtContent>
+                <w:r>
+                  <w:rPr/>
+                  <w:t>References</w:t>
+                </w:r>
+              </w:sdtContent>
+            </w:sdt>
+          </w:p>
+        </w:tc>
+      </w:tr>
+    </w:tbl>
+    <w:p>
+      <w:pPr>
+        <w:pStyle w:val="Normal"/>
+        <w:rPr>
+          <w:rStyle w:val="NotBold"/>
+          <w:sz w:val="12"/>
+          <w:szCs w:val="12"/>
+        </w:rPr>
+      </w:pPr>
+    </w:p>
+    <w:p>
+      <w:pPr>
+        <w:pStyle w:val="Normal"/>
+      </w:pPr>
+      <w:r>
+        <w:rPr>
+          <w:rStyle w:val="NotBold"/>
+          <w:b w:val="1"/>
+          <w:bCs w:val="1"/>
+          <w:sz w:val="20"/>
+          <w:szCs w:val="20"/>
+        </w:rPr>
+        <w:t xml:space="preserve">Lee </w:t>
+      </w:r>
+      <w:r>
+        <w:rPr>
+          <w:rStyle w:val="NotBold"/>
+          <w:b w:val="1"/>
+          <w:bCs w:val="1"/>
+          <w:sz w:val="20"/>
+          <w:szCs w:val="20"/>
+        </w:rPr>
+        <w:t>vangraefschepe</w:t>
+      </w:r>
+      <w:r>
+        <w:rPr>
+          <w:rStyle w:val="NotBold"/>
+          <w:b w:val="1"/>
+          <w:bCs w:val="1"/>
+          <w:sz w:val="20"/>
+          <w:szCs w:val="20"/>
+        </w:rPr>
+        <w:t xml:space="preserve"> (</w:t>
+      </w:r>
+      <w:r>
+        <w:rPr>
+          <w:rStyle w:val="NotBold"/>
+          <w:b w:val="1"/>
+          <w:bCs w:val="1"/>
+          <w:sz w:val="20"/>
+          <w:szCs w:val="20"/>
+        </w:rPr>
+        <w:t>Vintecc</w:t>
+      </w:r>
+      <w:r>
+        <w:rPr>
+          <w:rStyle w:val="NotBold"/>
+          <w:b w:val="0"/>
+          <w:bCs w:val="0"/>
+          <w:sz w:val="20"/>
+          <w:szCs w:val="20"/>
+        </w:rPr>
+        <w:t>): lee.vangraefschepe@vintecc.com</w:t>
+      </w:r>
     </w:p>
     <w:sectPr>
       <w:pgSz w:w="12240" w:h="15840" w:orient="portrait"/>
@@ -4666,7 +4776,7 @@
         <w:guid w:val="{1FB92443-69E5-4AEE-80E1-940E790E9638}"/>
       </w:docPartPr>
       <w:docPartBody>
-        <w:p w14:noSpellErr="1">
+        <w:p xmlns:wp14="http://schemas.microsoft.com/office/word/2010/wordml" w14:noSpellErr="1" wp14:textId="77777777">
           <w:r>
             <w:rPr/>
             <w:t>College</w:t>
@@ -4690,7 +4800,7 @@
         <w:guid w:val="{40E5DD0F-6EF8-4784-A83E-CB0AAF50ABB8}"/>
       </w:docPartPr>
       <w:docPartBody>
-        <w:p w14:noSpellErr="1">
+        <w:p xmlns:wp14="http://schemas.microsoft.com/office/word/2010/wordml" w14:noSpellErr="1" wp14:textId="77777777">
           <w:r>
             <w:rPr/>
             <w:t>location</w:t>
@@ -4714,10 +4824,34 @@
         <w:guid w:val="{893C91A7-DA22-4219-8EE5-607E0A6D0FE9}"/>
       </w:docPartPr>
       <w:docPartBody>
+        <w:p xmlns:wp14="http://schemas.microsoft.com/office/word/2010/wordml" w14:noSpellErr="1" wp14:textId="77777777">
+          <w:r>
+            <w:rPr/>
+            <w:t>Graduation year</w:t>
+          </w:r>
+        </w:p>
+      </w:docPartBody>
+    </w:docPart>
+    <w:docPart>
+      <w:docPartPr>
+        <w:name w:val="32658EF93954485C917E0758334B0704"/>
+        <w:category>
+          <w:name w:val="General"/>
+          <w:gallery w:val="placeholder"/>
+        </w:category>
+        <w:types>
+          <w:type w:val="bbPlcHdr"/>
+        </w:types>
+        <w:behaviors>
+          <w:behavior w:val="content"/>
+        </w:behaviors>
+        <w:guid w:val="{A66908BC-59D4-42F5-B6BD-70179B0E765F}"/>
+      </w:docPartPr>
+      <w:docPartBody>
         <w:p w14:noSpellErr="1">
           <w:r>
             <w:rPr/>
-            <w:t>Graduation year</w:t>
+            <w:t>Skills</w:t>
           </w:r>
         </w:p>
       </w:docPartBody>

--- a/documents/Resume.docx
+++ b/documents/Resume.docx
@@ -1149,7 +1149,25 @@
             <w:rPr>
               <w:rStyle w:val="NotBold"/>
             </w:rPr>
-            <w:t>Unity, Unreal</w:t>
+            <w:t xml:space="preserve">REST, </w:t>
+          </w:r>
+          <w:r>
+            <w:rPr>
+              <w:rStyle w:val="NotBold"/>
+            </w:rPr>
+            <w:t>gRPC</w:t>
+          </w:r>
+          <w:r>
+            <w:rPr>
+              <w:rStyle w:val="NotBold"/>
+            </w:rPr>
+            <w:t>, U</w:t>
+          </w:r>
+          <w:r>
+            <w:rPr>
+              <w:rStyle w:val="NotBold"/>
+            </w:rPr>
+            <w:t>nity, Unreal</w:t>
           </w:r>
           <w:r>
             <w:rPr>
@@ -1267,7 +1285,7 @@
       <w:tblGrid>
         <w:gridCol w:w="9360"/>
       </w:tblGrid>
-      <w:tr>
+      <w:tr xmlns:wp14="http://schemas.microsoft.com/office/word/2010/wordml" wp14:textId="77777777">
         <w:trPr>
           <w:trHeight w:val="300"/>
         </w:trPr>
@@ -4848,7 +4866,7 @@
         <w:guid w:val="{A66908BC-59D4-42F5-B6BD-70179B0E765F}"/>
       </w:docPartPr>
       <w:docPartBody>
-        <w:p w14:noSpellErr="1">
+        <w:p xmlns:wp14="http://schemas.microsoft.com/office/word/2010/wordml" w14:noSpellErr="1" wp14:textId="77777777">
           <w:r>
             <w:rPr/>
             <w:t>Skills</w:t>

--- a/documents/Resume.docx
+++ b/documents/Resume.docx
@@ -887,11 +887,19 @@
                 </w:r>
                 <w:r>
                   <w:rPr/>
-                  <w:t xml:space="preserve"> - August</w:t>
+                  <w:t xml:space="preserve"> - </w:t>
                 </w:r>
                 <w:r>
                   <w:rPr/>
-                  <w:t xml:space="preserve"> 2026</w:t>
+                  <w:t>September</w:t>
+                </w:r>
+                <w:r>
+                  <w:rPr/>
+                  <w:t xml:space="preserve"> </w:t>
+                </w:r>
+                <w:r>
+                  <w:rPr/>
+                  <w:t>2026</w:t>
                 </w:r>
               </w:sdtContent>
             </w:sdt>
@@ -923,57 +931,146 @@
         <w:t xml:space="preserve"> </w:t>
       </w:r>
     </w:p>
-    <w:sdt>
-      <w:sdtPr>
-        <w:id w:val="739370877"/>
-        <w:placeholder>
-          <w:docPart w:val="859E428EEBCA43F8AC8B37CB5B7B5CEE"/>
-        </w:placeholder>
-        <w15:appearance w15:val="hidden"/>
+    <w:p>
+      <w:pPr>
+        <w:pStyle w:val="ListBullet"/>
+        <w:rPr/>
+      </w:pPr>
+      <w:r>
         <w:rPr>
-          <w:rFonts w:ascii="Franklin Gothic Book" w:hAnsi="Franklin Gothic Book" w:eastAsia="Franklin Gothic Book" w:cs="Franklin Gothic Book" w:asciiTheme="minorAscii" w:hAnsiTheme="minorAscii" w:eastAsiaTheme="minorAscii" w:cstheme="minorAscii"/>
-          <w:b w:val="1"/>
-          <w:bCs w:val="1"/>
-          <w:sz w:val="20"/>
-          <w:szCs w:val="20"/>
+          <w:noProof w:val="0"/>
+          <w:lang w:val="en-US"/>
         </w:rPr>
-      </w:sdtPr>
-      <w:sdtContent>
-        <w:p>
-          <w:pPr>
-            <w:pStyle w:val="ListBullet"/>
-            <w:rPr>
-              <w:rFonts w:ascii="Franklin Gothic Book" w:hAnsi="Franklin Gothic Book" w:eastAsia="Franklin Gothic Book" w:cs="Franklin Gothic Book" w:asciiTheme="minorAscii" w:hAnsiTheme="minorAscii" w:eastAsiaTheme="minorAscii" w:cstheme="minorAscii"/>
-              <w:noProof w:val="0"/>
-              <w:color w:val="000000" w:themeColor="text1" w:themeTint="FF" w:themeShade="FF"/>
-              <w:sz w:val="20"/>
-              <w:szCs w:val="20"/>
-              <w:lang w:val="en-US"/>
-            </w:rPr>
-          </w:pPr>
-          <w:r>
-            <w:rPr>
-              <w:rFonts w:ascii="Franklin Gothic Book" w:hAnsi="Franklin Gothic Book" w:eastAsia="Franklin Gothic Book" w:cs="Franklin Gothic Book" w:asciiTheme="minorAscii" w:hAnsiTheme="minorAscii" w:eastAsiaTheme="minorAscii" w:cstheme="minorAscii"/>
-              <w:noProof w:val="0"/>
-              <w:color w:val="000000" w:themeColor="text1" w:themeTint="FF" w:themeShade="FF"/>
-              <w:sz w:val="20"/>
-              <w:szCs w:val="20"/>
-              <w:lang w:val="en-US"/>
-            </w:rPr>
-            <w:t>Help building simulation frameworks tools where the focus lied in common 3D scene formats and physics engines</w:t>
-          </w:r>
-        </w:p>
-      </w:sdtContent>
-      <w:sdtEndPr>
+        <w:t>Work on simulation engine using generic 3D scene formats and physics engines</w:t>
+      </w:r>
+    </w:p>
+    <w:p>
+      <w:pPr>
+        <w:pStyle w:val="ListBullet"/>
+        <w:spacing w:before="240" w:beforeAutospacing="off" w:after="240" w:afterAutospacing="off"/>
         <w:rPr>
-          <w:rFonts w:ascii="Franklin Gothic Book" w:hAnsi="Franklin Gothic Book" w:eastAsia="Franklin Gothic Book" w:cs="Franklin Gothic Book" w:asciiTheme="minorAscii" w:hAnsiTheme="minorAscii" w:eastAsiaTheme="minorAscii" w:cstheme="minorAscii"/>
-          <w:b w:val="1"/>
-          <w:bCs w:val="1"/>
-          <w:sz w:val="20"/>
-          <w:szCs w:val="20"/>
+          <w:noProof w:val="0"/>
+          <w:lang w:val="en-US"/>
         </w:rPr>
-      </w:sdtEndPr>
-    </w:sdt>
+      </w:pPr>
+      <w:r>
+        <w:rPr>
+          <w:noProof w:val="0"/>
+          <w:lang w:val="en-US"/>
+        </w:rPr>
+        <w:t>Work on creating C# bindings for C++</w:t>
+      </w:r>
+    </w:p>
+    <w:p>
+      <w:pPr>
+        <w:pStyle w:val="ListBullet"/>
+        <w:spacing w:before="240" w:beforeAutospacing="off" w:after="240" w:afterAutospacing="off"/>
+        <w:rPr>
+          <w:noProof w:val="0"/>
+          <w:lang w:val="en-US"/>
+        </w:rPr>
+      </w:pPr>
+      <w:r>
+        <w:rPr>
+          <w:noProof w:val="0"/>
+          <w:lang w:val="en-US"/>
+        </w:rPr>
+        <w:t xml:space="preserve">Work on streaming simulation data using </w:t>
+      </w:r>
+      <w:r>
+        <w:rPr>
+          <w:noProof w:val="0"/>
+          <w:lang w:val="en-US"/>
+        </w:rPr>
+        <w:t>Websockets</w:t>
+      </w:r>
+      <w:r>
+        <w:rPr>
+          <w:noProof w:val="0"/>
+          <w:lang w:val="en-US"/>
+        </w:rPr>
+        <w:t xml:space="preserve"> and </w:t>
+      </w:r>
+      <w:r>
+        <w:rPr>
+          <w:noProof w:val="0"/>
+          <w:lang w:val="en-US"/>
+        </w:rPr>
+        <w:t>gRPC</w:t>
+      </w:r>
+    </w:p>
+    <w:p>
+      <w:pPr>
+        <w:pStyle w:val="ListBullet"/>
+        <w:spacing w:before="240" w:beforeAutospacing="off" w:after="240" w:afterAutospacing="off"/>
+        <w:rPr>
+          <w:noProof w:val="0"/>
+          <w:lang w:val="en-US"/>
+        </w:rPr>
+      </w:pPr>
+      <w:r>
+        <w:rPr>
+          <w:noProof w:val="0"/>
+          <w:lang w:val="en-US"/>
+        </w:rPr>
+        <w:t>Work on CI/CD to release docker artifacts using python</w:t>
+      </w:r>
+    </w:p>
+    <w:p>
+      <w:pPr>
+        <w:pStyle w:val="ListBullet"/>
+        <w:spacing w:before="240" w:beforeAutospacing="off" w:after="240" w:afterAutospacing="off"/>
+        <w:rPr>
+          <w:noProof w:val="0"/>
+          <w:lang w:val="en-US"/>
+        </w:rPr>
+      </w:pPr>
+      <w:r>
+        <w:rPr>
+          <w:noProof w:val="0"/>
+          <w:lang w:val="en-US"/>
+        </w:rPr>
+        <w:t>Benchmarking with google benchmark</w:t>
+      </w:r>
+    </w:p>
+    <w:p>
+      <w:pPr>
+        <w:pStyle w:val="ListBullet"/>
+        <w:spacing w:before="240" w:beforeAutospacing="off" w:after="240" w:afterAutospacing="off"/>
+        <w:rPr>
+          <w:noProof w:val="0"/>
+          <w:lang w:val="en-US"/>
+        </w:rPr>
+      </w:pPr>
+      <w:r>
+        <w:rPr>
+          <w:noProof w:val="0"/>
+          <w:lang w:val="en-US"/>
+        </w:rPr>
+        <w:t xml:space="preserve">Unit testing with google test, </w:t>
+      </w:r>
+      <w:r>
+        <w:rPr>
+          <w:noProof w:val="0"/>
+          <w:lang w:val="en-US"/>
+        </w:rPr>
+        <w:t>Nunit</w:t>
+      </w:r>
+      <w:r>
+        <w:rPr>
+          <w:noProof w:val="0"/>
+          <w:lang w:val="en-US"/>
+        </w:rPr>
+        <w:t xml:space="preserve"> and </w:t>
+      </w:r>
+      <w:r>
+        <w:rPr>
+          <w:noProof w:val="0"/>
+          <w:lang w:val="en-US"/>
+        </w:rPr>
+        <w:t>vitest</w:t>
+      </w:r>
+    </w:p>
     <w:p>
       <w:pPr>
         <w:pStyle w:val="Spacebetweentables"/>
@@ -4416,35 +4513,6 @@
           </w:pPr>
           <w:r>
             <w:t>Month Year</w:t>
-          </w:r>
-        </w:p>
-      </w:docPartBody>
-    </w:docPart>
-    <w:docPart>
-      <w:docPartPr>
-        <w:name w:val="859E428EEBCA43F8AC8B37CB5B7B5CEE"/>
-        <w:category>
-          <w:name w:val="General"/>
-          <w:gallery w:val="placeholder"/>
-        </w:category>
-        <w:types>
-          <w:type w:val="bbPlcHdr"/>
-        </w:types>
-        <w:behaviors>
-          <w:behavior w:val="content"/>
-        </w:behaviors>
-        <w:guid w:val="{2956860B-0342-4CAC-A30A-3FD38FC9A64B}"/>
-      </w:docPartPr>
-      <w:docPartBody>
-        <w:p xmlns:wp14="http://schemas.microsoft.com/office/word/2010/wordml" wp14:textId="77777777">
-          <w:pPr>
-            <w:pStyle w:val="859E428EEBCA43F8AC8B37CB5B7B5CEE2"/>
-          </w:pPr>
-          <w:r>
-            <w:rPr>
-              <w:b w:val="0"/>
-            </w:rPr>
-            <w:t>Describe what you did and what your impact was</w:t>
           </w:r>
         </w:p>
       </w:docPartBody>
